--- a/reports/Report1.docx
+++ b/reports/Report1.docx
@@ -61,7 +61,15 @@
           <w:b/>
           <w:bCs/>
         </w:rPr>
-        <w:t>Date:</w:t>
+        <w:t>Date</w:t>
+      </w:r>
+      <w:proofErr w:type="gramStart"/>
+      <w:r>
+        <w:rPr>
+          <w:b/>
+          <w:bCs/>
+        </w:rPr>
+        <w:t>:</w:t>
       </w:r>
       <w:r>
         <w:tab/>
@@ -70,7 +78,11 @@
         <w:tab/>
       </w:r>
       <w:r>
-        <w:t>24.03.2026</w:t>
+        <w:t>24.03</w:t>
+      </w:r>
+      <w:proofErr w:type="gramEnd"/>
+      <w:r>
+        <w:t>.2026</w:t>
       </w:r>
     </w:p>
     <w:p>
@@ -146,7 +158,55 @@
           <w:shd w:val="clear" w:color="auto" w:fill="FFFFFF"/>
           <w:lang w:val="sk-SK" w:eastAsia="en-GB"/>
         </w:rPr>
-        <w:t xml:space="preserve">Pre vyhodnotenie smerodajnej odchýlky bolo potrebné najprv merané dáta zozbierať. V prípade dát z Lidarov boli dáta zbierané do jednej perzistentnej matice a následne vyhodnotené. Pre dáta z GNSS bola využitá história jej meraní v read_only_data. </w:t>
+        <w:t>Pre vyhodnotenie smerodajnej odchýlky bolo potrebné najprv merané dáta zozbierať. V prípade dát z </w:t>
+      </w:r>
+      <w:proofErr w:type="spellStart"/>
+      <w:r>
+        <w:rPr>
+          <w:rFonts w:ascii="Open Sans" w:eastAsia="Times New Roman" w:hAnsi="Open Sans" w:cs="Open Sans"/>
+          <w:color w:val="000000"/>
+          <w:sz w:val="21"/>
+          <w:szCs w:val="21"/>
+          <w:shd w:val="clear" w:color="auto" w:fill="FFFFFF"/>
+          <w:lang w:val="sk-SK" w:eastAsia="en-GB"/>
+        </w:rPr>
+        <w:t>Lidarov</w:t>
+      </w:r>
+      <w:proofErr w:type="spellEnd"/>
+      <w:r>
+        <w:rPr>
+          <w:rFonts w:ascii="Open Sans" w:eastAsia="Times New Roman" w:hAnsi="Open Sans" w:cs="Open Sans"/>
+          <w:color w:val="000000"/>
+          <w:sz w:val="21"/>
+          <w:szCs w:val="21"/>
+          <w:shd w:val="clear" w:color="auto" w:fill="FFFFFF"/>
+          <w:lang w:val="sk-SK" w:eastAsia="en-GB"/>
+        </w:rPr>
+        <w:t xml:space="preserve"> boli dáta zbierané do jednej perzistentnej matice a následne vyhodnotené. Pre dáta z GNSS bola využitá história jej meraní v </w:t>
+      </w:r>
+      <w:proofErr w:type="spellStart"/>
+      <w:r>
+        <w:rPr>
+          <w:rFonts w:ascii="Open Sans" w:eastAsia="Times New Roman" w:hAnsi="Open Sans" w:cs="Open Sans"/>
+          <w:color w:val="000000"/>
+          <w:sz w:val="21"/>
+          <w:szCs w:val="21"/>
+          <w:shd w:val="clear" w:color="auto" w:fill="FFFFFF"/>
+          <w:lang w:val="sk-SK" w:eastAsia="en-GB"/>
+        </w:rPr>
+        <w:t>read_only_data</w:t>
+      </w:r>
+      <w:proofErr w:type="spellEnd"/>
+      <w:r>
+        <w:rPr>
+          <w:rFonts w:ascii="Open Sans" w:eastAsia="Times New Roman" w:hAnsi="Open Sans" w:cs="Open Sans"/>
+          <w:color w:val="000000"/>
+          <w:sz w:val="21"/>
+          <w:szCs w:val="21"/>
+          <w:shd w:val="clear" w:color="auto" w:fill="FFFFFF"/>
+          <w:lang w:val="sk-SK" w:eastAsia="en-GB"/>
+        </w:rPr>
+        <w:t xml:space="preserve">. </w:t>
       </w:r>
     </w:p>
     <w:p>
@@ -181,8 +241,45 @@
           <w:shd w:val="clear" w:color="auto" w:fill="FFFFFF"/>
           <w:lang w:val="sk-SK" w:eastAsia="en-GB"/>
         </w:rPr>
-        <w:t>Dáta pre Lidar boli nazbierané na mape indoor</w:t>
-      </w:r>
+        <w:t xml:space="preserve">Dáta pre </w:t>
+      </w:r>
+      <w:proofErr w:type="spellStart"/>
+      <w:r>
+        <w:rPr>
+          <w:rFonts w:ascii="Open Sans" w:eastAsia="Times New Roman" w:hAnsi="Open Sans" w:cs="Open Sans"/>
+          <w:color w:val="000000"/>
+          <w:sz w:val="21"/>
+          <w:szCs w:val="21"/>
+          <w:shd w:val="clear" w:color="auto" w:fill="FFFFFF"/>
+          <w:lang w:val="sk-SK" w:eastAsia="en-GB"/>
+        </w:rPr>
+        <w:t>Lidar</w:t>
+      </w:r>
+      <w:proofErr w:type="spellEnd"/>
+      <w:r>
+        <w:rPr>
+          <w:rFonts w:ascii="Open Sans" w:eastAsia="Times New Roman" w:hAnsi="Open Sans" w:cs="Open Sans"/>
+          <w:color w:val="000000"/>
+          <w:sz w:val="21"/>
+          <w:szCs w:val="21"/>
+          <w:shd w:val="clear" w:color="auto" w:fill="FFFFFF"/>
+          <w:lang w:val="sk-SK" w:eastAsia="en-GB"/>
+        </w:rPr>
+        <w:t xml:space="preserve"> boli nazbierané na mape </w:t>
+      </w:r>
+      <w:proofErr w:type="spellStart"/>
+      <w:r>
+        <w:rPr>
+          <w:rFonts w:ascii="Open Sans" w:eastAsia="Times New Roman" w:hAnsi="Open Sans" w:cs="Open Sans"/>
+          <w:color w:val="000000"/>
+          <w:sz w:val="21"/>
+          <w:szCs w:val="21"/>
+          <w:shd w:val="clear" w:color="auto" w:fill="FFFFFF"/>
+          <w:lang w:val="sk-SK" w:eastAsia="en-GB"/>
+        </w:rPr>
+        <w:t>indoor</w:t>
+      </w:r>
+      <w:proofErr w:type="spellEnd"/>
       <w:r>
         <w:rPr>
           <w:rFonts w:ascii="Open Sans" w:eastAsia="Times New Roman" w:hAnsi="Open Sans" w:cs="Open Sans"/>
@@ -203,7 +300,31 @@
           <w:shd w:val="clear" w:color="auto" w:fill="FFFFFF"/>
           <w:lang w:val="sk-SK" w:eastAsia="en-GB"/>
         </w:rPr>
-        <w:t>a dáta pre GNSS na mape Mixed_1. Ako výstup boli vytvorené následujúce hodnoty a</w:t>
+        <w:t xml:space="preserve">a dáta pre GNSS na mape Mixed_1. Ako výstup boli vytvorené </w:t>
+      </w:r>
+      <w:proofErr w:type="spellStart"/>
+      <w:r>
+        <w:rPr>
+          <w:rFonts w:ascii="Open Sans" w:eastAsia="Times New Roman" w:hAnsi="Open Sans" w:cs="Open Sans"/>
+          <w:color w:val="000000"/>
+          <w:sz w:val="21"/>
+          <w:szCs w:val="21"/>
+          <w:shd w:val="clear" w:color="auto" w:fill="FFFFFF"/>
+          <w:lang w:val="sk-SK" w:eastAsia="en-GB"/>
+        </w:rPr>
+        <w:t>následujúce</w:t>
+      </w:r>
+      <w:proofErr w:type="spellEnd"/>
+      <w:r>
+        <w:rPr>
+          <w:rFonts w:ascii="Open Sans" w:eastAsia="Times New Roman" w:hAnsi="Open Sans" w:cs="Open Sans"/>
+          <w:color w:val="000000"/>
+          <w:sz w:val="21"/>
+          <w:szCs w:val="21"/>
+          <w:shd w:val="clear" w:color="auto" w:fill="FFFFFF"/>
+          <w:lang w:val="sk-SK" w:eastAsia="en-GB"/>
+        </w:rPr>
+        <w:t xml:space="preserve"> hodnoty a</w:t>
       </w:r>
       <w:r>
         <w:rPr>
@@ -216,6 +337,7 @@
         </w:rPr>
         <w:t> </w:t>
       </w:r>
+      <w:proofErr w:type="spellStart"/>
       <w:r>
         <w:rPr>
           <w:rFonts w:ascii="Open Sans" w:eastAsia="Times New Roman" w:hAnsi="Open Sans" w:cs="Open Sans"/>
@@ -227,6 +349,7 @@
         </w:rPr>
         <w:t>histogramy</w:t>
       </w:r>
+      <w:proofErr w:type="spellEnd"/>
       <w:r>
         <w:rPr>
           <w:rFonts w:ascii="Open Sans" w:eastAsia="Times New Roman" w:hAnsi="Open Sans" w:cs="Open Sans"/>
@@ -248,6 +371,90 @@
           <w:lang w:val="sk-SK" w:eastAsia="en-GB"/>
         </w:rPr>
         <w:t>:</w:t>
+      </w:r>
+    </w:p>
+    <w:p>
+      <w:pPr>
+        <w:rPr>
+          <w:rFonts w:ascii="Open Sans" w:eastAsia="Times New Roman" w:hAnsi="Open Sans" w:cs="Open Sans"/>
+          <w:color w:val="000000"/>
+          <w:sz w:val="21"/>
+          <w:szCs w:val="21"/>
+          <w:shd w:val="clear" w:color="auto" w:fill="FFFFFF"/>
+          <w:lang w:val="sk-SK" w:eastAsia="en-GB"/>
+        </w:rPr>
+      </w:pPr>
+    </w:p>
+    <w:p>
+      <w:pPr>
+        <w:rPr>
+          <w:rFonts w:ascii="Open Sans" w:eastAsia="Times New Roman" w:hAnsi="Open Sans" w:cs="Open Sans"/>
+          <w:color w:val="000000"/>
+          <w:sz w:val="21"/>
+          <w:szCs w:val="21"/>
+          <w:shd w:val="clear" w:color="auto" w:fill="FFFFFF"/>
+          <w:lang w:val="sk-SK" w:eastAsia="en-GB"/>
+        </w:rPr>
+      </w:pPr>
+    </w:p>
+    <w:p>
+      <w:pPr>
+        <w:rPr>
+          <w:rFonts w:ascii="Open Sans" w:eastAsia="Times New Roman" w:hAnsi="Open Sans" w:cs="Open Sans"/>
+          <w:color w:val="000000"/>
+          <w:sz w:val="21"/>
+          <w:szCs w:val="21"/>
+          <w:shd w:val="clear" w:color="auto" w:fill="FFFFFF"/>
+          <w:lang w:val="sk-SK" w:eastAsia="en-GB"/>
+        </w:rPr>
+      </w:pPr>
+    </w:p>
+    <w:p>
+      <w:pPr>
+        <w:rPr>
+          <w:rFonts w:ascii="Open Sans" w:eastAsia="Times New Roman" w:hAnsi="Open Sans" w:cs="Open Sans"/>
+          <w:color w:val="000000"/>
+          <w:sz w:val="21"/>
+          <w:szCs w:val="21"/>
+          <w:shd w:val="clear" w:color="auto" w:fill="FFFFFF"/>
+          <w:lang w:val="sk-SK" w:eastAsia="en-GB"/>
+        </w:rPr>
+      </w:pPr>
+    </w:p>
+    <w:p>
+      <w:pPr>
+        <w:rPr>
+          <w:rFonts w:ascii="Open Sans" w:eastAsia="Times New Roman" w:hAnsi="Open Sans" w:cs="Open Sans"/>
+          <w:color w:val="000000"/>
+          <w:sz w:val="21"/>
+          <w:szCs w:val="21"/>
+          <w:shd w:val="clear" w:color="auto" w:fill="FFFFFF"/>
+          <w:lang w:val="sk-SK" w:eastAsia="en-GB"/>
+        </w:rPr>
+      </w:pPr>
+      <w:proofErr w:type="spellStart"/>
+      <w:r>
+        <w:rPr>
+          <w:rFonts w:ascii="Open Sans" w:eastAsia="Times New Roman" w:hAnsi="Open Sans" w:cs="Open Sans"/>
+          <w:color w:val="000000"/>
+          <w:sz w:val="21"/>
+          <w:szCs w:val="21"/>
+          <w:shd w:val="clear" w:color="auto" w:fill="FFFFFF"/>
+          <w:lang w:val="sk-SK" w:eastAsia="en-GB"/>
+        </w:rPr>
+        <w:t>gnss_deviation</w:t>
+      </w:r>
+      <w:proofErr w:type="spellEnd"/>
+      <w:r>
+        <w:rPr>
+          <w:rFonts w:ascii="Open Sans" w:eastAsia="Times New Roman" w:hAnsi="Open Sans" w:cs="Open Sans"/>
+          <w:color w:val="000000"/>
+          <w:sz w:val="21"/>
+          <w:szCs w:val="21"/>
+          <w:shd w:val="clear" w:color="auto" w:fill="FFFFFF"/>
+          <w:lang w:val="sk-SK" w:eastAsia="en-GB"/>
+        </w:rPr>
+        <w:t xml:space="preserve"> =  0.4945    0.4996</w:t>
       </w:r>
     </w:p>
     <w:p>
@@ -388,7 +595,55 @@
           <w:shd w:val="clear" w:color="auto" w:fill="FFFFFF"/>
           <w:lang w:eastAsia="en-GB"/>
         </w:rPr>
-        <w:t>Lorem ipsum dolor sit amet, consectetur adipiscing elit. Pellentesque faucibus, mi eu pellentesque venenatis, ligula leo tincidunt mauris, in tempus lectus erat eget purus. Fusce quis urna dolor. Phasellus tristique felis justo, vel consectetur magna luctus a. Nulla pharetra magna non pellentesque ve</w:t>
+        <w:t xml:space="preserve">Lorem ipsum dolor </w:t>
+      </w:r>
+      <w:proofErr w:type="gramStart"/>
+      <w:r>
+        <w:rPr>
+          <w:rFonts w:ascii="Open Sans" w:eastAsia="Times New Roman" w:hAnsi="Open Sans" w:cs="Open Sans"/>
+          <w:color w:val="000000"/>
+          <w:sz w:val="21"/>
+          <w:szCs w:val="21"/>
+          <w:shd w:val="clear" w:color="auto" w:fill="FFFFFF"/>
+          <w:lang w:eastAsia="en-GB"/>
+        </w:rPr>
+        <w:t>sit</w:t>
+      </w:r>
+      <w:proofErr w:type="gramEnd"/>
+      <w:r>
+        <w:rPr>
+          <w:rFonts w:ascii="Open Sans" w:eastAsia="Times New Roman" w:hAnsi="Open Sans" w:cs="Open Sans"/>
+          <w:color w:val="000000"/>
+          <w:sz w:val="21"/>
+          <w:szCs w:val="21"/>
+          <w:shd w:val="clear" w:color="auto" w:fill="FFFFFF"/>
+          <w:lang w:eastAsia="en-GB"/>
+        </w:rPr>
+        <w:t xml:space="preserve"> amet, consectetur adipiscing elit. Pellentesque faucibus, mi eu pellentesque venenatis, ligula leo tincidunt mauris, in tempus lectus erat eget purus. Fusce quis urna dolor. Phasellus tristique felis justo, vel consectetur magna luctus a. Nulla </w:t>
+      </w:r>
+      <w:proofErr w:type="gramStart"/>
+      <w:r>
+        <w:rPr>
+          <w:rFonts w:ascii="Open Sans" w:eastAsia="Times New Roman" w:hAnsi="Open Sans" w:cs="Open Sans"/>
+          <w:color w:val="000000"/>
+          <w:sz w:val="21"/>
+          <w:szCs w:val="21"/>
+          <w:shd w:val="clear" w:color="auto" w:fill="FFFFFF"/>
+          <w:lang w:eastAsia="en-GB"/>
+        </w:rPr>
+        <w:t>pharetra magna</w:t>
+      </w:r>
+      <w:proofErr w:type="gramEnd"/>
+      <w:r>
+        <w:rPr>
+          <w:rFonts w:ascii="Open Sans" w:eastAsia="Times New Roman" w:hAnsi="Open Sans" w:cs="Open Sans"/>
+          <w:color w:val="000000"/>
+          <w:sz w:val="21"/>
+          <w:szCs w:val="21"/>
+          <w:shd w:val="clear" w:color="auto" w:fill="FFFFFF"/>
+          <w:lang w:eastAsia="en-GB"/>
+        </w:rPr>
+        <w:t xml:space="preserve"> non pellentesque ve</w:t>
       </w:r>
     </w:p>
     <w:sectPr>

--- a/reports/Report1.docx
+++ b/reports/Report1.docx
@@ -265,42 +265,29 @@
           <w:shd w:val="clear" w:color="auto" w:fill="FFFFFF"/>
           <w:lang w:val="sk-SK" w:eastAsia="en-GB"/>
         </w:rPr>
-        <w:t xml:space="preserve"> boli nazbierané na mape </w:t>
-      </w:r>
-      <w:proofErr w:type="spellStart"/>
-      <w:r>
-        <w:rPr>
-          <w:rFonts w:ascii="Open Sans" w:eastAsia="Times New Roman" w:hAnsi="Open Sans" w:cs="Open Sans"/>
-          <w:color w:val="000000"/>
-          <w:sz w:val="21"/>
-          <w:szCs w:val="21"/>
-          <w:shd w:val="clear" w:color="auto" w:fill="FFFFFF"/>
-          <w:lang w:val="sk-SK" w:eastAsia="en-GB"/>
-        </w:rPr>
-        <w:t>indoor</w:t>
-      </w:r>
-      <w:proofErr w:type="spellEnd"/>
-      <w:r>
-        <w:rPr>
-          <w:rFonts w:ascii="Open Sans" w:eastAsia="Times New Roman" w:hAnsi="Open Sans" w:cs="Open Sans"/>
-          <w:color w:val="000000"/>
-          <w:sz w:val="21"/>
-          <w:szCs w:val="21"/>
-          <w:shd w:val="clear" w:color="auto" w:fill="FFFFFF"/>
-          <w:lang w:eastAsia="en-GB"/>
-        </w:rPr>
-        <w:t xml:space="preserve">_1 </w:t>
-      </w:r>
-      <w:r>
-        <w:rPr>
-          <w:rFonts w:ascii="Open Sans" w:eastAsia="Times New Roman" w:hAnsi="Open Sans" w:cs="Open Sans"/>
-          <w:color w:val="000000"/>
-          <w:sz w:val="21"/>
-          <w:szCs w:val="21"/>
-          <w:shd w:val="clear" w:color="auto" w:fill="FFFFFF"/>
-          <w:lang w:val="sk-SK" w:eastAsia="en-GB"/>
-        </w:rPr>
-        <w:t xml:space="preserve">a dáta pre GNSS na mape Mixed_1. Ako výstup boli vytvorené </w:t>
+        <w:t xml:space="preserve"> boli nazbierané na mape Mixed_1</w:t>
+      </w:r>
+      <w:r>
+        <w:rPr>
+          <w:rFonts w:ascii="Open Sans" w:eastAsia="Times New Roman" w:hAnsi="Open Sans" w:cs="Open Sans"/>
+          <w:color w:val="000000"/>
+          <w:sz w:val="21"/>
+          <w:szCs w:val="21"/>
+          <w:shd w:val="clear" w:color="auto" w:fill="FFFFFF"/>
+          <w:lang w:val="sk-SK" w:eastAsia="en-GB"/>
+        </w:rPr>
+        <w:t xml:space="preserve"> v polohe [3.5, 11, pi/2]</w:t>
+      </w:r>
+      <w:r>
+        <w:rPr>
+          <w:rFonts w:ascii="Open Sans" w:eastAsia="Times New Roman" w:hAnsi="Open Sans" w:cs="Open Sans"/>
+          <w:color w:val="000000"/>
+          <w:sz w:val="21"/>
+          <w:szCs w:val="21"/>
+          <w:shd w:val="clear" w:color="auto" w:fill="FFFFFF"/>
+          <w:lang w:val="sk-SK" w:eastAsia="en-GB"/>
+        </w:rPr>
+        <w:t xml:space="preserve">. Ako výstup boli vytvorené </w:t>
       </w:r>
       <w:proofErr w:type="spellStart"/>
       <w:r>
@@ -396,88 +383,62 @@
           <w:lang w:val="sk-SK" w:eastAsia="en-GB"/>
         </w:rPr>
       </w:pPr>
-    </w:p>
-    <w:p>
-      <w:pPr>
-        <w:rPr>
-          <w:rFonts w:ascii="Open Sans" w:eastAsia="Times New Roman" w:hAnsi="Open Sans" w:cs="Open Sans"/>
-          <w:color w:val="000000"/>
-          <w:sz w:val="21"/>
-          <w:szCs w:val="21"/>
-          <w:shd w:val="clear" w:color="auto" w:fill="FFFFFF"/>
-          <w:lang w:val="sk-SK" w:eastAsia="en-GB"/>
-        </w:rPr>
-      </w:pPr>
-    </w:p>
-    <w:p>
-      <w:pPr>
-        <w:rPr>
-          <w:rFonts w:ascii="Open Sans" w:eastAsia="Times New Roman" w:hAnsi="Open Sans" w:cs="Open Sans"/>
-          <w:color w:val="000000"/>
-          <w:sz w:val="21"/>
-          <w:szCs w:val="21"/>
-          <w:shd w:val="clear" w:color="auto" w:fill="FFFFFF"/>
-          <w:lang w:val="sk-SK" w:eastAsia="en-GB"/>
-        </w:rPr>
-      </w:pPr>
-    </w:p>
-    <w:p>
-      <w:pPr>
-        <w:rPr>
-          <w:rFonts w:ascii="Open Sans" w:eastAsia="Times New Roman" w:hAnsi="Open Sans" w:cs="Open Sans"/>
-          <w:color w:val="000000"/>
-          <w:sz w:val="21"/>
-          <w:szCs w:val="21"/>
-          <w:shd w:val="clear" w:color="auto" w:fill="FFFFFF"/>
-          <w:lang w:val="sk-SK" w:eastAsia="en-GB"/>
-        </w:rPr>
-      </w:pPr>
-      <w:proofErr w:type="spellStart"/>
-      <w:r>
-        <w:rPr>
-          <w:rFonts w:ascii="Open Sans" w:eastAsia="Times New Roman" w:hAnsi="Open Sans" w:cs="Open Sans"/>
-          <w:color w:val="000000"/>
-          <w:sz w:val="21"/>
-          <w:szCs w:val="21"/>
-          <w:shd w:val="clear" w:color="auto" w:fill="FFFFFF"/>
-          <w:lang w:val="sk-SK" w:eastAsia="en-GB"/>
-        </w:rPr>
-        <w:t>gnss_deviation</w:t>
-      </w:r>
-      <w:proofErr w:type="spellEnd"/>
-      <w:r>
-        <w:rPr>
-          <w:rFonts w:ascii="Open Sans" w:eastAsia="Times New Roman" w:hAnsi="Open Sans" w:cs="Open Sans"/>
-          <w:color w:val="000000"/>
-          <w:sz w:val="21"/>
-          <w:szCs w:val="21"/>
-          <w:shd w:val="clear" w:color="auto" w:fill="FFFFFF"/>
-          <w:lang w:val="sk-SK" w:eastAsia="en-GB"/>
-        </w:rPr>
-        <w:t xml:space="preserve"> =  0.4945    0.4996</w:t>
-      </w:r>
-    </w:p>
-    <w:p>
-      <w:pPr>
-        <w:rPr>
-          <w:rFonts w:ascii="Open Sans" w:eastAsia="Times New Roman" w:hAnsi="Open Sans" w:cs="Open Sans"/>
-          <w:color w:val="000000"/>
-          <w:sz w:val="21"/>
-          <w:szCs w:val="21"/>
-          <w:shd w:val="clear" w:color="auto" w:fill="FFFFFF"/>
-          <w:lang w:val="sk-SK" w:eastAsia="en-GB"/>
-        </w:rPr>
-      </w:pPr>
-    </w:p>
-    <w:p>
-      <w:pPr>
-        <w:rPr>
-          <w:rFonts w:ascii="Open Sans" w:eastAsia="Times New Roman" w:hAnsi="Open Sans" w:cs="Open Sans"/>
-          <w:color w:val="000000"/>
-          <w:sz w:val="21"/>
-          <w:szCs w:val="21"/>
-          <w:shd w:val="clear" w:color="auto" w:fill="FFFFFF"/>
-          <w:lang w:eastAsia="en-GB"/>
+      <w:proofErr w:type="spellStart"/>
+      <w:r>
+        <w:rPr>
+          <w:rFonts w:ascii="Open Sans" w:eastAsia="Times New Roman" w:hAnsi="Open Sans" w:cs="Open Sans"/>
+          <w:color w:val="000000"/>
+          <w:sz w:val="21"/>
+          <w:szCs w:val="21"/>
+          <w:shd w:val="clear" w:color="auto" w:fill="FFFFFF"/>
+          <w:lang w:val="sk-SK" w:eastAsia="en-GB"/>
+        </w:rPr>
+        <w:t>lidar_deviation</w:t>
+      </w:r>
+      <w:proofErr w:type="spellEnd"/>
+      <w:r>
+        <w:rPr>
+          <w:rFonts w:ascii="Open Sans" w:eastAsia="Times New Roman" w:hAnsi="Open Sans" w:cs="Open Sans"/>
+          <w:color w:val="000000"/>
+          <w:sz w:val="21"/>
+          <w:szCs w:val="21"/>
+          <w:shd w:val="clear" w:color="auto" w:fill="FFFFFF"/>
+          <w:lang w:val="sk-SK" w:eastAsia="en-GB"/>
+        </w:rPr>
+        <w:t xml:space="preserve"> =</w:t>
+      </w:r>
+      <w:r>
+        <w:rPr>
+          <w:rFonts w:ascii="Open Sans" w:eastAsia="Times New Roman" w:hAnsi="Open Sans" w:cs="Open Sans"/>
+          <w:color w:val="000000"/>
+          <w:sz w:val="21"/>
+          <w:szCs w:val="21"/>
+          <w:shd w:val="clear" w:color="auto" w:fill="FFFFFF"/>
+          <w:lang w:val="sk-SK" w:eastAsia="en-GB"/>
+        </w:rPr>
+        <w:t xml:space="preserve"> </w:t>
+      </w:r>
+      <w:r>
+        <w:rPr>
+          <w:rFonts w:ascii="Open Sans" w:eastAsia="Times New Roman" w:hAnsi="Open Sans" w:cs="Open Sans"/>
+          <w:color w:val="000000"/>
+          <w:sz w:val="21"/>
+          <w:szCs w:val="21"/>
+          <w:shd w:val="clear" w:color="auto" w:fill="FFFFFF"/>
+          <w:lang w:val="sk-SK" w:eastAsia="en-GB"/>
+        </w:rPr>
+        <w:t>0.0476    0.0507    0.0498    0.0522    0.0502    0.0480    0.0483    0.0493</w:t>
+      </w:r>
+    </w:p>
+    <w:p>
+      <w:pPr>
+        <w:rPr>
+          <w:rFonts w:ascii="Open Sans" w:eastAsia="Times New Roman" w:hAnsi="Open Sans" w:cs="Open Sans"/>
+          <w:color w:val="000000"/>
+          <w:sz w:val="21"/>
+          <w:szCs w:val="21"/>
+          <w:shd w:val="clear" w:color="auto" w:fill="FFFFFF"/>
+          <w:lang w:val="sk-SK" w:eastAsia="en-GB"/>
         </w:rPr>
       </w:pPr>
       <w:r>
@@ -488,13 +449,13 @@
           <w:sz w:val="21"/>
           <w:szCs w:val="21"/>
           <w:shd w:val="clear" w:color="auto" w:fill="FFFFFF"/>
-          <w:lang w:eastAsia="en-GB"/>
+          <w:lang w:val="sk-SK" w:eastAsia="en-GB"/>
         </w:rPr>
         <w:drawing>
-          <wp:inline distT="0" distB="0" distL="0" distR="0" wp14:anchorId="35CF0333" wp14:editId="1B34DCE9">
-            <wp:extent cx="5558367" cy="2171027"/>
-            <wp:effectExtent l="0" t="0" r="4445" b="1270"/>
-            <wp:docPr id="884829282" name="Obrázok 2"/>
+          <wp:inline distT="0" distB="0" distL="0" distR="0" wp14:anchorId="360FDC75" wp14:editId="12CBF113">
+            <wp:extent cx="5105400" cy="1973516"/>
+            <wp:effectExtent l="0" t="0" r="0" b="8255"/>
+            <wp:docPr id="731568090" name="Obrázok 5"/>
             <wp:cNvGraphicFramePr>
               <a:graphicFrameLocks xmlns:a="http://schemas.openxmlformats.org/drawingml/2006/main" noChangeAspect="1"/>
             </wp:cNvGraphicFramePr>
@@ -502,7 +463,7 @@
               <a:graphicData uri="http://schemas.openxmlformats.org/drawingml/2006/picture">
                 <pic:pic xmlns:pic="http://schemas.openxmlformats.org/drawingml/2006/picture">
                   <pic:nvPicPr>
-                    <pic:cNvPr id="0" name="Picture 2"/>
+                    <pic:cNvPr id="0" name="Picture 5"/>
                     <pic:cNvPicPr>
                       <a:picLocks noChangeAspect="1" noChangeArrowheads="1"/>
                     </pic:cNvPicPr>
@@ -523,7 +484,7 @@
                   <pic:spPr bwMode="auto">
                     <a:xfrm>
                       <a:off x="0" y="0"/>
-                      <a:ext cx="5558945" cy="2171253"/>
+                      <a:ext cx="5111512" cy="1975879"/>
                     </a:xfrm>
                     <a:prstGeom prst="rect">
                       <a:avLst/>
@@ -543,111 +504,980 @@
     <w:p>
       <w:pPr>
         <w:rPr>
-          <w:rFonts w:ascii="Open Sans" w:eastAsia="Times New Roman" w:hAnsi="Open Sans" w:cs="Open Sans"/>
-          <w:color w:val="000000"/>
-          <w:sz w:val="21"/>
-          <w:szCs w:val="21"/>
-          <w:shd w:val="clear" w:color="auto" w:fill="FFFFFF"/>
-          <w:lang w:val="sk-SK" w:eastAsia="en-GB"/>
-        </w:rPr>
-      </w:pPr>
-    </w:p>
-    <w:p>
-      <w:pPr>
-        <w:rPr>
           <w:noProof/>
         </w:rPr>
       </w:pPr>
-    </w:p>
-    <w:p>
-      <w:pPr>
-        <w:rPr>
-          <w:rFonts w:ascii="Open Sans" w:eastAsia="Times New Roman" w:hAnsi="Open Sans" w:cs="Open Sans"/>
-          <w:color w:val="000000"/>
-          <w:sz w:val="21"/>
-          <w:szCs w:val="21"/>
-          <w:shd w:val="clear" w:color="auto" w:fill="FFFFFF"/>
-          <w:lang w:val="sk-SK" w:eastAsia="en-GB"/>
-        </w:rPr>
-      </w:pPr>
+      <w:proofErr w:type="spellStart"/>
+      <w:r>
+        <w:rPr>
+          <w:rFonts w:ascii="Open Sans" w:eastAsia="Times New Roman" w:hAnsi="Open Sans" w:cs="Open Sans"/>
+          <w:color w:val="000000"/>
+          <w:sz w:val="21"/>
+          <w:szCs w:val="21"/>
+          <w:shd w:val="clear" w:color="auto" w:fill="FFFFFF"/>
+          <w:lang w:val="sk-SK" w:eastAsia="en-GB"/>
+        </w:rPr>
+        <w:t>gnss_deviation</w:t>
+      </w:r>
+      <w:proofErr w:type="spellEnd"/>
+      <w:r>
+        <w:rPr>
+          <w:rFonts w:ascii="Open Sans" w:eastAsia="Times New Roman" w:hAnsi="Open Sans" w:cs="Open Sans"/>
+          <w:color w:val="000000"/>
+          <w:sz w:val="21"/>
+          <w:szCs w:val="21"/>
+          <w:shd w:val="clear" w:color="auto" w:fill="FFFFFF"/>
+          <w:lang w:val="sk-SK" w:eastAsia="en-GB"/>
+        </w:rPr>
+        <w:t xml:space="preserve"> =    0.4816    0.4875</w:t>
+      </w:r>
+      <w:r>
+        <w:rPr>
+          <w:noProof/>
+        </w:rPr>
+        <w:drawing>
+          <wp:inline distT="0" distB="0" distL="0" distR="0" wp14:anchorId="57F519B4" wp14:editId="56B73871">
+            <wp:extent cx="5075767" cy="1952820"/>
+            <wp:effectExtent l="0" t="0" r="0" b="9525"/>
+            <wp:docPr id="1247915589" name="Obrázok 6"/>
+            <wp:cNvGraphicFramePr>
+              <a:graphicFrameLocks xmlns:a="http://schemas.openxmlformats.org/drawingml/2006/main" noChangeAspect="1"/>
+            </wp:cNvGraphicFramePr>
+            <a:graphic xmlns:a="http://schemas.openxmlformats.org/drawingml/2006/main">
+              <a:graphicData uri="http://schemas.openxmlformats.org/drawingml/2006/picture">
+                <pic:pic xmlns:pic="http://schemas.openxmlformats.org/drawingml/2006/picture">
+                  <pic:nvPicPr>
+                    <pic:cNvPr id="0" name="Picture 6"/>
+                    <pic:cNvPicPr>
+                      <a:picLocks noChangeAspect="1" noChangeArrowheads="1"/>
+                    </pic:cNvPicPr>
+                  </pic:nvPicPr>
+                  <pic:blipFill>
+                    <a:blip r:embed="rId8">
+                      <a:extLst>
+                        <a:ext uri="{28A0092B-C50C-407E-A947-70E740481C1C}">
+                          <a14:useLocalDpi xmlns:a14="http://schemas.microsoft.com/office/drawing/2010/main" val="0"/>
+                        </a:ext>
+                      </a:extLst>
+                    </a:blip>
+                    <a:srcRect/>
+                    <a:stretch>
+                      <a:fillRect/>
+                    </a:stretch>
+                  </pic:blipFill>
+                  <pic:spPr bwMode="auto">
+                    <a:xfrm>
+                      <a:off x="0" y="0"/>
+                      <a:ext cx="5082188" cy="1955290"/>
+                    </a:xfrm>
+                    <a:prstGeom prst="rect">
+                      <a:avLst/>
+                    </a:prstGeom>
+                    <a:noFill/>
+                    <a:ln>
+                      <a:noFill/>
+                    </a:ln>
+                  </pic:spPr>
+                </pic:pic>
+              </a:graphicData>
+            </a:graphic>
+          </wp:inline>
+        </w:drawing>
+      </w:r>
+    </w:p>
+    <w:p>
+      <w:pPr>
+        <w:rPr>
+          <w:rFonts w:ascii="Open Sans" w:eastAsia="Times New Roman" w:hAnsi="Open Sans" w:cs="Open Sans"/>
+          <w:color w:val="000000"/>
+          <w:sz w:val="21"/>
+          <w:szCs w:val="21"/>
+          <w:shd w:val="clear" w:color="auto" w:fill="FFFFFF"/>
+          <w:lang w:val="sk-SK" w:eastAsia="en-GB"/>
+        </w:rPr>
+      </w:pPr>
+      <w:r>
+        <w:rPr>
+          <w:rFonts w:ascii="Open Sans" w:eastAsia="Times New Roman" w:hAnsi="Open Sans" w:cs="Open Sans"/>
+          <w:color w:val="000000"/>
+          <w:sz w:val="21"/>
+          <w:szCs w:val="21"/>
+          <w:shd w:val="clear" w:color="auto" w:fill="FFFFFF"/>
+          <w:lang w:val="sk-SK" w:eastAsia="en-GB"/>
+        </w:rPr>
+        <w:t xml:space="preserve">Hodnoty </w:t>
+      </w:r>
+      <w:proofErr w:type="spellStart"/>
+      <w:r>
+        <w:rPr>
+          <w:rFonts w:ascii="Open Sans" w:eastAsia="Times New Roman" w:hAnsi="Open Sans" w:cs="Open Sans"/>
+          <w:color w:val="000000"/>
+          <w:sz w:val="21"/>
+          <w:szCs w:val="21"/>
+          <w:shd w:val="clear" w:color="auto" w:fill="FFFFFF"/>
+          <w:lang w:val="sk-SK" w:eastAsia="en-GB"/>
+        </w:rPr>
+        <w:t>odchýliek</w:t>
+      </w:r>
+      <w:proofErr w:type="spellEnd"/>
+      <w:r>
+        <w:rPr>
+          <w:rFonts w:ascii="Open Sans" w:eastAsia="Times New Roman" w:hAnsi="Open Sans" w:cs="Open Sans"/>
+          <w:color w:val="000000"/>
+          <w:sz w:val="21"/>
+          <w:szCs w:val="21"/>
+          <w:shd w:val="clear" w:color="auto" w:fill="FFFFFF"/>
+          <w:lang w:val="sk-SK" w:eastAsia="en-GB"/>
+        </w:rPr>
+        <w:t xml:space="preserve"> rôznych kanálov snímačov sa pohybujú v rovnakom rozmedzí, avšak nie sú úplne totožné a preto je potrebné s každým kanálom pracovať samostatne z </w:t>
+      </w:r>
+      <w:proofErr w:type="spellStart"/>
+      <w:r>
+        <w:rPr>
+          <w:rFonts w:ascii="Open Sans" w:eastAsia="Times New Roman" w:hAnsi="Open Sans" w:cs="Open Sans"/>
+          <w:color w:val="000000"/>
+          <w:sz w:val="21"/>
+          <w:szCs w:val="21"/>
+          <w:shd w:val="clear" w:color="auto" w:fill="FFFFFF"/>
+          <w:lang w:val="sk-SK" w:eastAsia="en-GB"/>
+        </w:rPr>
+        <w:t>hladiska</w:t>
+      </w:r>
+      <w:proofErr w:type="spellEnd"/>
+      <w:r>
+        <w:rPr>
+          <w:rFonts w:ascii="Open Sans" w:eastAsia="Times New Roman" w:hAnsi="Open Sans" w:cs="Open Sans"/>
+          <w:color w:val="000000"/>
+          <w:sz w:val="21"/>
+          <w:szCs w:val="21"/>
+          <w:shd w:val="clear" w:color="auto" w:fill="FFFFFF"/>
+          <w:lang w:val="sk-SK" w:eastAsia="en-GB"/>
+        </w:rPr>
+        <w:t xml:space="preserve"> chyby merania. </w:t>
+      </w:r>
     </w:p>
     <w:p>
       <w:pPr>
         <w:pStyle w:val="Nadpis2"/>
       </w:pPr>
       <w:r>
+        <w:lastRenderedPageBreak/>
         <w:t>Task 3</w:t>
       </w:r>
     </w:p>
-    <w:p/>
+    <w:p>
+      <w:pPr>
+        <w:rPr>
+          <w:rFonts w:ascii="Open Sans" w:eastAsia="Times New Roman" w:hAnsi="Open Sans" w:cs="Open Sans"/>
+          <w:color w:val="000000"/>
+          <w:sz w:val="21"/>
+          <w:szCs w:val="21"/>
+          <w:shd w:val="clear" w:color="auto" w:fill="FFFFFF"/>
+          <w:lang w:eastAsia="en-GB"/>
+        </w:rPr>
+      </w:pPr>
+      <w:r>
+        <w:rPr>
+          <w:lang w:val="sk-SK"/>
+        </w:rPr>
+        <w:t xml:space="preserve">Pre výpočet bola využitá funkcia </w:t>
+      </w:r>
+      <w:proofErr w:type="spellStart"/>
+      <w:r>
+        <w:rPr>
+          <w:lang w:val="sk-SK"/>
+        </w:rPr>
+        <w:t>cov</w:t>
+      </w:r>
+      <w:proofErr w:type="spellEnd"/>
+      <w:r>
+        <w:t xml:space="preserve">(). Pre </w:t>
+      </w:r>
+      <w:proofErr w:type="spellStart"/>
+      <w:r>
+        <w:t>overenie</w:t>
+      </w:r>
+      <w:proofErr w:type="spellEnd"/>
+      <w:r>
+        <w:t xml:space="preserve"> </w:t>
+      </w:r>
+      <w:proofErr w:type="spellStart"/>
+      <w:r>
+        <w:t>hodn</w:t>
+      </w:r>
+      <w:r>
+        <w:rPr>
+          <w:lang w:val="sk-SK"/>
+        </w:rPr>
+        <w:t>ôt</w:t>
+      </w:r>
+      <w:proofErr w:type="spellEnd"/>
+      <w:r>
+        <w:rPr>
+          <w:lang w:val="sk-SK"/>
+        </w:rPr>
+        <w:t xml:space="preserve"> na hlavnej diagonále boli využité merania z prvého kanálu </w:t>
+      </w:r>
+      <w:proofErr w:type="spellStart"/>
+      <w:r>
+        <w:rPr>
+          <w:lang w:val="sk-SK"/>
+        </w:rPr>
+        <w:t>Lidaru</w:t>
+      </w:r>
+      <w:proofErr w:type="spellEnd"/>
+      <w:r>
+        <w:rPr>
+          <w:lang w:val="sk-SK"/>
+        </w:rPr>
+        <w:t xml:space="preserve">: </w:t>
+      </w:r>
+      <w:r>
+        <w:rPr>
+          <w:rFonts w:ascii="Open Sans" w:eastAsia="Times New Roman" w:hAnsi="Open Sans" w:cs="Open Sans"/>
+          <w:color w:val="000000"/>
+          <w:sz w:val="21"/>
+          <w:szCs w:val="21"/>
+          <w:shd w:val="clear" w:color="auto" w:fill="FFFFFF"/>
+          <w:lang w:eastAsia="en-GB"/>
+        </w:rPr>
+        <w:t>0.0476*0.0476</w:t>
+      </w:r>
+      <w:r>
+        <w:rPr>
+          <w:rFonts w:ascii="Open Sans" w:eastAsia="Times New Roman" w:hAnsi="Open Sans" w:cs="Open Sans"/>
+          <w:color w:val="000000"/>
+          <w:sz w:val="21"/>
+          <w:szCs w:val="21"/>
+          <w:shd w:val="clear" w:color="auto" w:fill="FFFFFF"/>
+          <w:lang w:eastAsia="en-GB"/>
+        </w:rPr>
+        <w:t xml:space="preserve"> =</w:t>
+      </w:r>
+      <w:r>
+        <w:rPr>
+          <w:rFonts w:ascii="Open Sans" w:eastAsia="Times New Roman" w:hAnsi="Open Sans" w:cs="Open Sans"/>
+          <w:color w:val="000000"/>
+          <w:sz w:val="21"/>
+          <w:szCs w:val="21"/>
+          <w:shd w:val="clear" w:color="auto" w:fill="FFFFFF"/>
+          <w:lang w:eastAsia="en-GB"/>
+        </w:rPr>
+        <w:t xml:space="preserve"> 0.0023</w:t>
+      </w:r>
+      <w:r>
+        <w:rPr>
+          <w:rFonts w:ascii="Open Sans" w:eastAsia="Times New Roman" w:hAnsi="Open Sans" w:cs="Open Sans"/>
+          <w:color w:val="000000"/>
+          <w:sz w:val="21"/>
+          <w:szCs w:val="21"/>
+          <w:shd w:val="clear" w:color="auto" w:fill="FFFFFF"/>
+          <w:lang w:eastAsia="en-GB"/>
+        </w:rPr>
+        <w:t xml:space="preserve"> </w:t>
+      </w:r>
+    </w:p>
+    <w:p>
+      <w:pPr>
+        <w:rPr>
+          <w:lang w:val="sk-SK"/>
+        </w:rPr>
+      </w:pPr>
+      <w:proofErr w:type="spellStart"/>
+      <w:r>
+        <w:t>Celkové</w:t>
+      </w:r>
+      <w:proofErr w:type="spellEnd"/>
+      <w:r>
+        <w:t xml:space="preserve"> </w:t>
+      </w:r>
+      <w:proofErr w:type="spellStart"/>
+      <w:r>
+        <w:t>výstupy</w:t>
+      </w:r>
+      <w:proofErr w:type="spellEnd"/>
+      <w:r>
+        <w:t xml:space="preserve"> </w:t>
+      </w:r>
+      <w:proofErr w:type="spellStart"/>
+      <w:r>
+        <w:t>sú</w:t>
+      </w:r>
+      <w:proofErr w:type="spellEnd"/>
+      <w:r>
+        <w:rPr>
+          <w:lang w:val="sk-SK"/>
+        </w:rPr>
+        <w:t>:</w:t>
+      </w:r>
+    </w:p>
+    <w:p>
+      <w:pPr>
+        <w:rPr>
+          <w:rFonts w:ascii="Open Sans" w:eastAsia="Times New Roman" w:hAnsi="Open Sans" w:cs="Open Sans"/>
+          <w:color w:val="000000"/>
+          <w:sz w:val="21"/>
+          <w:szCs w:val="21"/>
+          <w:shd w:val="clear" w:color="auto" w:fill="FFFFFF"/>
+          <w:lang w:eastAsia="en-GB"/>
+        </w:rPr>
+      </w:pPr>
+    </w:p>
+    <w:p>
+      <w:pPr>
+        <w:rPr>
+          <w:rFonts w:ascii="Open Sans" w:eastAsia="Times New Roman" w:hAnsi="Open Sans" w:cs="Open Sans"/>
+          <w:color w:val="000000"/>
+          <w:sz w:val="21"/>
+          <w:szCs w:val="21"/>
+          <w:shd w:val="clear" w:color="auto" w:fill="FFFFFF"/>
+          <w:lang w:eastAsia="en-GB"/>
+        </w:rPr>
+      </w:pPr>
+      <w:proofErr w:type="spellStart"/>
+      <w:r>
+        <w:rPr>
+          <w:rFonts w:ascii="Open Sans" w:eastAsia="Times New Roman" w:hAnsi="Open Sans" w:cs="Open Sans"/>
+          <w:color w:val="000000"/>
+          <w:sz w:val="21"/>
+          <w:szCs w:val="21"/>
+          <w:shd w:val="clear" w:color="auto" w:fill="FFFFFF"/>
+          <w:lang w:eastAsia="en-GB"/>
+        </w:rPr>
+        <w:t>lidar_cov</w:t>
+      </w:r>
+      <w:proofErr w:type="spellEnd"/>
+      <w:r>
+        <w:rPr>
+          <w:rFonts w:ascii="Open Sans" w:eastAsia="Times New Roman" w:hAnsi="Open Sans" w:cs="Open Sans"/>
+          <w:color w:val="000000"/>
+          <w:sz w:val="21"/>
+          <w:szCs w:val="21"/>
+          <w:shd w:val="clear" w:color="auto" w:fill="FFFFFF"/>
+          <w:lang w:eastAsia="en-GB"/>
+        </w:rPr>
+        <w:t xml:space="preserve"> =</w:t>
+      </w:r>
+    </w:p>
+    <w:p>
+      <w:pPr>
+        <w:rPr>
+          <w:rFonts w:ascii="Open Sans" w:eastAsia="Times New Roman" w:hAnsi="Open Sans" w:cs="Open Sans"/>
+          <w:color w:val="000000"/>
+          <w:sz w:val="21"/>
+          <w:szCs w:val="21"/>
+          <w:shd w:val="clear" w:color="auto" w:fill="FFFFFF"/>
+          <w:lang w:eastAsia="en-GB"/>
+        </w:rPr>
+      </w:pPr>
+    </w:p>
+    <w:p>
+      <w:pPr>
+        <w:rPr>
+          <w:rFonts w:ascii="Open Sans" w:eastAsia="Times New Roman" w:hAnsi="Open Sans" w:cs="Open Sans"/>
+          <w:color w:val="000000"/>
+          <w:sz w:val="21"/>
+          <w:szCs w:val="21"/>
+          <w:shd w:val="clear" w:color="auto" w:fill="FFFFFF"/>
+          <w:lang w:eastAsia="en-GB"/>
+        </w:rPr>
+      </w:pPr>
+      <w:r>
+        <w:rPr>
+          <w:rFonts w:ascii="Open Sans" w:eastAsia="Times New Roman" w:hAnsi="Open Sans" w:cs="Open Sans"/>
+          <w:color w:val="000000"/>
+          <w:sz w:val="21"/>
+          <w:szCs w:val="21"/>
+          <w:shd w:val="clear" w:color="auto" w:fill="FFFFFF"/>
+          <w:lang w:eastAsia="en-GB"/>
+        </w:rPr>
+        <w:t xml:space="preserve">    0.0023    0.0001   -0.0002   -0.0000   -0.0001    0.0001    0.0000    0.0000</w:t>
+      </w:r>
+    </w:p>
+    <w:p>
+      <w:pPr>
+        <w:rPr>
+          <w:rFonts w:ascii="Open Sans" w:eastAsia="Times New Roman" w:hAnsi="Open Sans" w:cs="Open Sans"/>
+          <w:color w:val="000000"/>
+          <w:sz w:val="21"/>
+          <w:szCs w:val="21"/>
+          <w:shd w:val="clear" w:color="auto" w:fill="FFFFFF"/>
+          <w:lang w:eastAsia="en-GB"/>
+        </w:rPr>
+      </w:pPr>
+      <w:r>
+        <w:rPr>
+          <w:rFonts w:ascii="Open Sans" w:eastAsia="Times New Roman" w:hAnsi="Open Sans" w:cs="Open Sans"/>
+          <w:color w:val="000000"/>
+          <w:sz w:val="21"/>
+          <w:szCs w:val="21"/>
+          <w:shd w:val="clear" w:color="auto" w:fill="FFFFFF"/>
+          <w:lang w:eastAsia="en-GB"/>
+        </w:rPr>
+        <w:t xml:space="preserve">    0.0001    0.0026    0.0001   -0.0000    0.0001   -0.0001   -0.0000   -0.0001</w:t>
+      </w:r>
+    </w:p>
+    <w:p>
+      <w:pPr>
+        <w:rPr>
+          <w:rFonts w:ascii="Open Sans" w:eastAsia="Times New Roman" w:hAnsi="Open Sans" w:cs="Open Sans"/>
+          <w:color w:val="000000"/>
+          <w:sz w:val="21"/>
+          <w:szCs w:val="21"/>
+          <w:shd w:val="clear" w:color="auto" w:fill="FFFFFF"/>
+          <w:lang w:eastAsia="en-GB"/>
+        </w:rPr>
+      </w:pPr>
+      <w:r>
+        <w:rPr>
+          <w:rFonts w:ascii="Open Sans" w:eastAsia="Times New Roman" w:hAnsi="Open Sans" w:cs="Open Sans"/>
+          <w:color w:val="000000"/>
+          <w:sz w:val="21"/>
+          <w:szCs w:val="21"/>
+          <w:shd w:val="clear" w:color="auto" w:fill="FFFFFF"/>
+          <w:lang w:eastAsia="en-GB"/>
+        </w:rPr>
+        <w:t xml:space="preserve">   -0.0002    0.0001    0.0025    0.0000    0.0000   -0.0001    0.0001   -0.0002</w:t>
+      </w:r>
+    </w:p>
+    <w:p>
+      <w:pPr>
+        <w:rPr>
+          <w:rFonts w:ascii="Open Sans" w:eastAsia="Times New Roman" w:hAnsi="Open Sans" w:cs="Open Sans"/>
+          <w:color w:val="000000"/>
+          <w:sz w:val="21"/>
+          <w:szCs w:val="21"/>
+          <w:shd w:val="clear" w:color="auto" w:fill="FFFFFF"/>
+          <w:lang w:eastAsia="en-GB"/>
+        </w:rPr>
+      </w:pPr>
+      <w:r>
+        <w:rPr>
+          <w:rFonts w:ascii="Open Sans" w:eastAsia="Times New Roman" w:hAnsi="Open Sans" w:cs="Open Sans"/>
+          <w:color w:val="000000"/>
+          <w:sz w:val="21"/>
+          <w:szCs w:val="21"/>
+          <w:shd w:val="clear" w:color="auto" w:fill="FFFFFF"/>
+          <w:lang w:eastAsia="en-GB"/>
+        </w:rPr>
+        <w:t xml:space="preserve">   -0.0000   -0.0000    0.0000    0.0027   -0.0000    0.0001    0.0001    0.0001</w:t>
+      </w:r>
+    </w:p>
+    <w:p>
+      <w:pPr>
+        <w:rPr>
+          <w:rFonts w:ascii="Open Sans" w:eastAsia="Times New Roman" w:hAnsi="Open Sans" w:cs="Open Sans"/>
+          <w:color w:val="000000"/>
+          <w:sz w:val="21"/>
+          <w:szCs w:val="21"/>
+          <w:shd w:val="clear" w:color="auto" w:fill="FFFFFF"/>
+          <w:lang w:eastAsia="en-GB"/>
+        </w:rPr>
+      </w:pPr>
+      <w:r>
+        <w:rPr>
+          <w:rFonts w:ascii="Open Sans" w:eastAsia="Times New Roman" w:hAnsi="Open Sans" w:cs="Open Sans"/>
+          <w:color w:val="000000"/>
+          <w:sz w:val="21"/>
+          <w:szCs w:val="21"/>
+          <w:shd w:val="clear" w:color="auto" w:fill="FFFFFF"/>
+          <w:lang w:eastAsia="en-GB"/>
+        </w:rPr>
+        <w:t xml:space="preserve">   -0.0001    0.0001    0.0000   -0.0000    0.0025    0.0002   -0.0000   -0.0000</w:t>
+      </w:r>
+    </w:p>
+    <w:p>
+      <w:pPr>
+        <w:rPr>
+          <w:rFonts w:ascii="Open Sans" w:eastAsia="Times New Roman" w:hAnsi="Open Sans" w:cs="Open Sans"/>
+          <w:color w:val="000000"/>
+          <w:sz w:val="21"/>
+          <w:szCs w:val="21"/>
+          <w:shd w:val="clear" w:color="auto" w:fill="FFFFFF"/>
+          <w:lang w:eastAsia="en-GB"/>
+        </w:rPr>
+      </w:pPr>
+      <w:r>
+        <w:rPr>
+          <w:rFonts w:ascii="Open Sans" w:eastAsia="Times New Roman" w:hAnsi="Open Sans" w:cs="Open Sans"/>
+          <w:color w:val="000000"/>
+          <w:sz w:val="21"/>
+          <w:szCs w:val="21"/>
+          <w:shd w:val="clear" w:color="auto" w:fill="FFFFFF"/>
+          <w:lang w:eastAsia="en-GB"/>
+        </w:rPr>
+        <w:t xml:space="preserve">    0.0001   -0.0001   -0.0001    0.0001    0.0002    0.0023   -0.0000   -0.0000</w:t>
+      </w:r>
+    </w:p>
+    <w:p>
+      <w:pPr>
+        <w:rPr>
+          <w:rFonts w:ascii="Open Sans" w:eastAsia="Times New Roman" w:hAnsi="Open Sans" w:cs="Open Sans"/>
+          <w:color w:val="000000"/>
+          <w:sz w:val="21"/>
+          <w:szCs w:val="21"/>
+          <w:shd w:val="clear" w:color="auto" w:fill="FFFFFF"/>
+          <w:lang w:eastAsia="en-GB"/>
+        </w:rPr>
+      </w:pPr>
+      <w:r>
+        <w:rPr>
+          <w:rFonts w:ascii="Open Sans" w:eastAsia="Times New Roman" w:hAnsi="Open Sans" w:cs="Open Sans"/>
+          <w:color w:val="000000"/>
+          <w:sz w:val="21"/>
+          <w:szCs w:val="21"/>
+          <w:shd w:val="clear" w:color="auto" w:fill="FFFFFF"/>
+          <w:lang w:eastAsia="en-GB"/>
+        </w:rPr>
+        <w:t xml:space="preserve">    0.0000   -0.0000    0.0001    0.0001   -0.0000   -0.0000    0.0023    0.0001</w:t>
+      </w:r>
+    </w:p>
+    <w:p>
+      <w:pPr>
+        <w:rPr>
+          <w:rFonts w:ascii="Open Sans" w:eastAsia="Times New Roman" w:hAnsi="Open Sans" w:cs="Open Sans"/>
+          <w:color w:val="000000"/>
+          <w:sz w:val="21"/>
+          <w:szCs w:val="21"/>
+          <w:shd w:val="clear" w:color="auto" w:fill="FFFFFF"/>
+          <w:lang w:eastAsia="en-GB"/>
+        </w:rPr>
+      </w:pPr>
+      <w:r>
+        <w:rPr>
+          <w:rFonts w:ascii="Open Sans" w:eastAsia="Times New Roman" w:hAnsi="Open Sans" w:cs="Open Sans"/>
+          <w:color w:val="000000"/>
+          <w:sz w:val="21"/>
+          <w:szCs w:val="21"/>
+          <w:shd w:val="clear" w:color="auto" w:fill="FFFFFF"/>
+          <w:lang w:eastAsia="en-GB"/>
+        </w:rPr>
+        <w:t xml:space="preserve">    0.0000   -0.0001   -0.0002    0.0001   -0.0000   -0.0000    0.0001    0.0024</w:t>
+      </w:r>
+    </w:p>
+    <w:p>
+      <w:pPr>
+        <w:rPr>
+          <w:rFonts w:ascii="Open Sans" w:eastAsia="Times New Roman" w:hAnsi="Open Sans" w:cs="Open Sans"/>
+          <w:color w:val="000000"/>
+          <w:sz w:val="21"/>
+          <w:szCs w:val="21"/>
+          <w:shd w:val="clear" w:color="auto" w:fill="FFFFFF"/>
+          <w:lang w:eastAsia="en-GB"/>
+        </w:rPr>
+      </w:pPr>
+    </w:p>
+    <w:p>
+      <w:pPr>
+        <w:rPr>
+          <w:rFonts w:ascii="Open Sans" w:eastAsia="Times New Roman" w:hAnsi="Open Sans" w:cs="Open Sans"/>
+          <w:color w:val="000000"/>
+          <w:sz w:val="21"/>
+          <w:szCs w:val="21"/>
+          <w:shd w:val="clear" w:color="auto" w:fill="FFFFFF"/>
+          <w:lang w:eastAsia="en-GB"/>
+        </w:rPr>
+      </w:pPr>
+      <w:proofErr w:type="spellStart"/>
+      <w:r>
+        <w:rPr>
+          <w:rFonts w:ascii="Open Sans" w:eastAsia="Times New Roman" w:hAnsi="Open Sans" w:cs="Open Sans"/>
+          <w:color w:val="000000"/>
+          <w:sz w:val="21"/>
+          <w:szCs w:val="21"/>
+          <w:shd w:val="clear" w:color="auto" w:fill="FFFFFF"/>
+          <w:lang w:eastAsia="en-GB"/>
+        </w:rPr>
+        <w:t>gnss_cov</w:t>
+      </w:r>
+      <w:proofErr w:type="spellEnd"/>
+      <w:r>
+        <w:rPr>
+          <w:rFonts w:ascii="Open Sans" w:eastAsia="Times New Roman" w:hAnsi="Open Sans" w:cs="Open Sans"/>
+          <w:color w:val="000000"/>
+          <w:sz w:val="21"/>
+          <w:szCs w:val="21"/>
+          <w:shd w:val="clear" w:color="auto" w:fill="FFFFFF"/>
+          <w:lang w:eastAsia="en-GB"/>
+        </w:rPr>
+        <w:t xml:space="preserve"> =</w:t>
+      </w:r>
+    </w:p>
+    <w:p>
+      <w:pPr>
+        <w:rPr>
+          <w:rFonts w:ascii="Open Sans" w:eastAsia="Times New Roman" w:hAnsi="Open Sans" w:cs="Open Sans"/>
+          <w:color w:val="000000"/>
+          <w:sz w:val="21"/>
+          <w:szCs w:val="21"/>
+          <w:shd w:val="clear" w:color="auto" w:fill="FFFFFF"/>
+          <w:lang w:eastAsia="en-GB"/>
+        </w:rPr>
+      </w:pPr>
+    </w:p>
+    <w:p>
+      <w:pPr>
+        <w:rPr>
+          <w:rFonts w:ascii="Open Sans" w:eastAsia="Times New Roman" w:hAnsi="Open Sans" w:cs="Open Sans"/>
+          <w:color w:val="000000"/>
+          <w:sz w:val="21"/>
+          <w:szCs w:val="21"/>
+          <w:shd w:val="clear" w:color="auto" w:fill="FFFFFF"/>
+          <w:lang w:eastAsia="en-GB"/>
+        </w:rPr>
+      </w:pPr>
+      <w:r>
+        <w:rPr>
+          <w:rFonts w:ascii="Open Sans" w:eastAsia="Times New Roman" w:hAnsi="Open Sans" w:cs="Open Sans"/>
+          <w:color w:val="000000"/>
+          <w:sz w:val="21"/>
+          <w:szCs w:val="21"/>
+          <w:shd w:val="clear" w:color="auto" w:fill="FFFFFF"/>
+          <w:lang w:eastAsia="en-GB"/>
+        </w:rPr>
+        <w:t xml:space="preserve">    0.2319   -0.0057</w:t>
+      </w:r>
+    </w:p>
+    <w:p>
+      <w:pPr>
+        <w:rPr>
+          <w:rFonts w:ascii="Open Sans" w:eastAsia="Times New Roman" w:hAnsi="Open Sans" w:cs="Open Sans"/>
+          <w:color w:val="000000"/>
+          <w:sz w:val="21"/>
+          <w:szCs w:val="21"/>
+          <w:shd w:val="clear" w:color="auto" w:fill="FFFFFF"/>
+          <w:lang w:eastAsia="en-GB"/>
+        </w:rPr>
+      </w:pPr>
+      <w:r>
+        <w:rPr>
+          <w:rFonts w:ascii="Open Sans" w:eastAsia="Times New Roman" w:hAnsi="Open Sans" w:cs="Open Sans"/>
+          <w:color w:val="000000"/>
+          <w:sz w:val="21"/>
+          <w:szCs w:val="21"/>
+          <w:shd w:val="clear" w:color="auto" w:fill="FFFFFF"/>
+          <w:lang w:eastAsia="en-GB"/>
+        </w:rPr>
+        <w:t xml:space="preserve">   -0.0057    0.2377</w:t>
+      </w:r>
+    </w:p>
+    <w:p>
+      <w:pPr>
+        <w:rPr>
+          <w:rFonts w:ascii="Open Sans" w:eastAsia="Times New Roman" w:hAnsi="Open Sans" w:cs="Open Sans"/>
+          <w:color w:val="000000"/>
+          <w:sz w:val="21"/>
+          <w:szCs w:val="21"/>
+          <w:shd w:val="clear" w:color="auto" w:fill="FFFFFF"/>
+          <w:lang w:eastAsia="en-GB"/>
+        </w:rPr>
+      </w:pPr>
+    </w:p>
+    <w:p>
+      <w:pPr>
+        <w:pStyle w:val="Nadpis2"/>
+      </w:pPr>
+      <w:r>
+        <w:t xml:space="preserve">Task </w:t>
+      </w:r>
+      <w:r>
+        <w:t>4</w:t>
+      </w:r>
+    </w:p>
+    <w:p>
+      <w:r>
+        <w:t xml:space="preserve">Bola </w:t>
+      </w:r>
+      <w:proofErr w:type="spellStart"/>
+      <w:r>
+        <w:t>vytvoren</w:t>
+      </w:r>
+      <w:proofErr w:type="spellEnd"/>
+      <w:r>
+        <w:rPr>
+          <w:lang w:val="sk-SK"/>
+        </w:rPr>
+        <w:t xml:space="preserve">á funkcia </w:t>
+      </w:r>
+      <w:proofErr w:type="spellStart"/>
+      <w:r>
+        <w:rPr>
+          <w:lang w:val="sk-SK"/>
+        </w:rPr>
+        <w:t>norm</w:t>
+      </w:r>
+      <w:proofErr w:type="spellEnd"/>
+      <w:r>
+        <w:t xml:space="preserve">_pdf. </w:t>
+      </w:r>
+      <w:proofErr w:type="spellStart"/>
+      <w:r>
+        <w:t>Pomocou</w:t>
+      </w:r>
+      <w:proofErr w:type="spellEnd"/>
+      <w:r>
+        <w:t xml:space="preserve"> </w:t>
+      </w:r>
+      <w:proofErr w:type="spellStart"/>
+      <w:r>
+        <w:t>tejto</w:t>
+      </w:r>
+      <w:proofErr w:type="spellEnd"/>
+      <w:r>
+        <w:t xml:space="preserve"> </w:t>
+      </w:r>
+      <w:proofErr w:type="spellStart"/>
+      <w:r>
+        <w:t>funkcie</w:t>
+      </w:r>
+      <w:proofErr w:type="spellEnd"/>
+      <w:r>
+        <w:t xml:space="preserve"> </w:t>
+      </w:r>
+      <w:proofErr w:type="spellStart"/>
+      <w:r>
+        <w:t>bol</w:t>
+      </w:r>
+      <w:proofErr w:type="spellEnd"/>
+      <w:r>
+        <w:t xml:space="preserve"> </w:t>
+      </w:r>
+      <w:proofErr w:type="spellStart"/>
+      <w:r>
+        <w:t>vytvorený</w:t>
+      </w:r>
+      <w:proofErr w:type="spellEnd"/>
+      <w:r>
+        <w:t xml:space="preserve"> </w:t>
+      </w:r>
+      <w:proofErr w:type="spellStart"/>
+      <w:r>
+        <w:t>následujúci</w:t>
+      </w:r>
+      <w:proofErr w:type="spellEnd"/>
+      <w:r>
+        <w:t xml:space="preserve"> </w:t>
+      </w:r>
+      <w:proofErr w:type="spellStart"/>
+      <w:r>
+        <w:t>graf</w:t>
+      </w:r>
+      <w:proofErr w:type="spellEnd"/>
+      <w:r>
+        <w:t>:</w:t>
+      </w:r>
+      <w:r>
+        <w:br/>
+      </w:r>
+      <w:r>
+        <w:rPr>
+          <w:noProof/>
+          <w:lang w:val="sk-SK"/>
+        </w:rPr>
+        <w:drawing>
+          <wp:inline distT="0" distB="0" distL="0" distR="0" wp14:anchorId="08B5263E" wp14:editId="32F80694">
+            <wp:extent cx="5731510" cy="3220720"/>
+            <wp:effectExtent l="0" t="0" r="2540" b="0"/>
+            <wp:docPr id="1684406675" name="Obrázok 7"/>
+            <wp:cNvGraphicFramePr>
+              <a:graphicFrameLocks xmlns:a="http://schemas.openxmlformats.org/drawingml/2006/main" noChangeAspect="1"/>
+            </wp:cNvGraphicFramePr>
+            <a:graphic xmlns:a="http://schemas.openxmlformats.org/drawingml/2006/main">
+              <a:graphicData uri="http://schemas.openxmlformats.org/drawingml/2006/picture">
+                <pic:pic xmlns:pic="http://schemas.openxmlformats.org/drawingml/2006/picture">
+                  <pic:nvPicPr>
+                    <pic:cNvPr id="0" name="Picture 7"/>
+                    <pic:cNvPicPr>
+                      <a:picLocks noChangeAspect="1" noChangeArrowheads="1"/>
+                    </pic:cNvPicPr>
+                  </pic:nvPicPr>
+                  <pic:blipFill>
+                    <a:blip r:embed="rId9">
+                      <a:extLst>
+                        <a:ext uri="{28A0092B-C50C-407E-A947-70E740481C1C}">
+                          <a14:useLocalDpi xmlns:a14="http://schemas.microsoft.com/office/drawing/2010/main" val="0"/>
+                        </a:ext>
+                      </a:extLst>
+                    </a:blip>
+                    <a:srcRect/>
+                    <a:stretch>
+                      <a:fillRect/>
+                    </a:stretch>
+                  </pic:blipFill>
+                  <pic:spPr bwMode="auto">
+                    <a:xfrm>
+                      <a:off x="0" y="0"/>
+                      <a:ext cx="5731510" cy="3220720"/>
+                    </a:xfrm>
+                    <a:prstGeom prst="rect">
+                      <a:avLst/>
+                    </a:prstGeom>
+                    <a:noFill/>
+                    <a:ln>
+                      <a:noFill/>
+                    </a:ln>
+                  </pic:spPr>
+                </pic:pic>
+              </a:graphicData>
+            </a:graphic>
+          </wp:inline>
+        </w:drawing>
+      </w:r>
+    </w:p>
+    <w:p>
+      <w:r>
+        <w:t xml:space="preserve">Ten </w:t>
+      </w:r>
+      <w:proofErr w:type="spellStart"/>
+      <w:r>
+        <w:t>ukazuje</w:t>
+      </w:r>
+      <w:proofErr w:type="spellEnd"/>
+      <w:r>
+        <w:t xml:space="preserve"> </w:t>
+      </w:r>
+      <w:proofErr w:type="spellStart"/>
+      <w:r>
+        <w:t>pravdepodobnostné</w:t>
+      </w:r>
+      <w:proofErr w:type="spellEnd"/>
+      <w:r>
+        <w:t xml:space="preserve"> </w:t>
+      </w:r>
+      <w:proofErr w:type="spellStart"/>
+      <w:r>
+        <w:t>rozloženie</w:t>
+      </w:r>
+      <w:proofErr w:type="spellEnd"/>
+      <w:r>
+        <w:t xml:space="preserve"> </w:t>
+      </w:r>
+      <w:proofErr w:type="spellStart"/>
+      <w:r>
+        <w:t>šumu</w:t>
+      </w:r>
+      <w:proofErr w:type="spellEnd"/>
+      <w:r>
+        <w:t xml:space="preserve"> </w:t>
+      </w:r>
+      <w:proofErr w:type="spellStart"/>
+      <w:r>
+        <w:t>merana</w:t>
+      </w:r>
+      <w:proofErr w:type="spellEnd"/>
+      <w:r>
+        <w:t xml:space="preserve"> </w:t>
+      </w:r>
+      <w:proofErr w:type="spellStart"/>
+      <w:r>
+        <w:t>prvého</w:t>
+      </w:r>
+      <w:proofErr w:type="spellEnd"/>
+      <w:r>
+        <w:t xml:space="preserve"> </w:t>
+      </w:r>
+      <w:proofErr w:type="spellStart"/>
+      <w:r>
+        <w:t>kanálu</w:t>
+      </w:r>
+      <w:proofErr w:type="spellEnd"/>
+      <w:r>
+        <w:t xml:space="preserve"> </w:t>
+      </w:r>
+      <w:proofErr w:type="spellStart"/>
+      <w:r>
+        <w:t>Lidaru</w:t>
+      </w:r>
+      <w:proofErr w:type="spellEnd"/>
+      <w:r>
+        <w:t xml:space="preserve"> a </w:t>
+      </w:r>
+      <w:proofErr w:type="spellStart"/>
+      <w:r>
+        <w:t>prvého</w:t>
+      </w:r>
+      <w:proofErr w:type="spellEnd"/>
+      <w:r>
+        <w:t xml:space="preserve"> </w:t>
+      </w:r>
+      <w:proofErr w:type="spellStart"/>
+      <w:r>
+        <w:t>kanálu</w:t>
+      </w:r>
+      <w:proofErr w:type="spellEnd"/>
+      <w:r>
+        <w:t xml:space="preserve"> GNSS.</w:t>
+      </w:r>
+    </w:p>
+    <w:p>
+      <w:pPr>
+        <w:pStyle w:val="Nadpis2"/>
+      </w:pPr>
+    </w:p>
+    <w:p>
+      <w:pPr>
+        <w:pStyle w:val="Nadpis2"/>
+      </w:pPr>
+    </w:p>
+    <w:p>
+      <w:pPr>
+        <w:pStyle w:val="Nadpis2"/>
+      </w:pPr>
+      <w:r>
+        <w:t xml:space="preserve">Task </w:t>
+      </w:r>
+      <w:r>
+        <w:t>5</w:t>
+      </w:r>
+    </w:p>
+    <w:p>
+      <w:r>
+        <w:drawing>
+          <wp:inline distT="0" distB="0" distL="0" distR="0" wp14:anchorId="27952D4D" wp14:editId="508A26C6">
+            <wp:extent cx="5731510" cy="3986530"/>
+            <wp:effectExtent l="0" t="0" r="2540" b="0"/>
+            <wp:docPr id="711310960" name="Obrázok 1"/>
+            <wp:cNvGraphicFramePr>
+              <a:graphicFrameLocks xmlns:a="http://schemas.openxmlformats.org/drawingml/2006/main" noChangeAspect="1"/>
+            </wp:cNvGraphicFramePr>
+            <a:graphic xmlns:a="http://schemas.openxmlformats.org/drawingml/2006/main">
+              <a:graphicData uri="http://schemas.openxmlformats.org/drawingml/2006/picture">
+                <pic:pic xmlns:pic="http://schemas.openxmlformats.org/drawingml/2006/picture">
+                  <pic:nvPicPr>
+                    <pic:cNvPr id="711310960" name=""/>
+                    <pic:cNvPicPr/>
+                  </pic:nvPicPr>
+                  <pic:blipFill>
+                    <a:blip r:embed="rId10"/>
+                    <a:stretch>
+                      <a:fillRect/>
+                    </a:stretch>
+                  </pic:blipFill>
+                  <pic:spPr>
+                    <a:xfrm>
+                      <a:off x="0" y="0"/>
+                      <a:ext cx="5731510" cy="3986530"/>
+                    </a:xfrm>
+                    <a:prstGeom prst="rect">
+                      <a:avLst/>
+                    </a:prstGeom>
+                  </pic:spPr>
+                </pic:pic>
+              </a:graphicData>
+            </a:graphic>
+          </wp:inline>
+        </w:drawing>
+      </w:r>
+    </w:p>
     <w:p>
       <w:pPr>
         <w:rPr>
           <w:rFonts w:cs="Arial"/>
         </w:rPr>
       </w:pPr>
-      <w:r>
-        <w:rPr>
-          <w:rFonts w:ascii="Open Sans" w:eastAsia="Times New Roman" w:hAnsi="Open Sans" w:cs="Open Sans"/>
-          <w:color w:val="000000"/>
-          <w:sz w:val="21"/>
-          <w:szCs w:val="21"/>
-          <w:shd w:val="clear" w:color="auto" w:fill="FFFFFF"/>
-          <w:lang w:eastAsia="en-GB"/>
-        </w:rPr>
-        <w:t xml:space="preserve">Lorem ipsum dolor </w:t>
-      </w:r>
-      <w:proofErr w:type="gramStart"/>
-      <w:r>
-        <w:rPr>
-          <w:rFonts w:ascii="Open Sans" w:eastAsia="Times New Roman" w:hAnsi="Open Sans" w:cs="Open Sans"/>
-          <w:color w:val="000000"/>
-          <w:sz w:val="21"/>
-          <w:szCs w:val="21"/>
-          <w:shd w:val="clear" w:color="auto" w:fill="FFFFFF"/>
-          <w:lang w:eastAsia="en-GB"/>
-        </w:rPr>
-        <w:t>sit</w:t>
-      </w:r>
-      <w:proofErr w:type="gramEnd"/>
-      <w:r>
-        <w:rPr>
-          <w:rFonts w:ascii="Open Sans" w:eastAsia="Times New Roman" w:hAnsi="Open Sans" w:cs="Open Sans"/>
-          <w:color w:val="000000"/>
-          <w:sz w:val="21"/>
-          <w:szCs w:val="21"/>
-          <w:shd w:val="clear" w:color="auto" w:fill="FFFFFF"/>
-          <w:lang w:eastAsia="en-GB"/>
-        </w:rPr>
-        <w:t xml:space="preserve"> amet, consectetur adipiscing elit. Pellentesque faucibus, mi eu pellentesque venenatis, ligula leo tincidunt mauris, in tempus lectus erat eget purus. Fusce quis urna dolor. Phasellus tristique felis justo, vel consectetur magna luctus a. Nulla </w:t>
-      </w:r>
-      <w:proofErr w:type="gramStart"/>
-      <w:r>
-        <w:rPr>
-          <w:rFonts w:ascii="Open Sans" w:eastAsia="Times New Roman" w:hAnsi="Open Sans" w:cs="Open Sans"/>
-          <w:color w:val="000000"/>
-          <w:sz w:val="21"/>
-          <w:szCs w:val="21"/>
-          <w:shd w:val="clear" w:color="auto" w:fill="FFFFFF"/>
-          <w:lang w:eastAsia="en-GB"/>
-        </w:rPr>
-        <w:t>pharetra magna</w:t>
-      </w:r>
-      <w:proofErr w:type="gramEnd"/>
-      <w:r>
-        <w:rPr>
-          <w:rFonts w:ascii="Open Sans" w:eastAsia="Times New Roman" w:hAnsi="Open Sans" w:cs="Open Sans"/>
-          <w:color w:val="000000"/>
-          <w:sz w:val="21"/>
-          <w:szCs w:val="21"/>
-          <w:shd w:val="clear" w:color="auto" w:fill="FFFFFF"/>
-          <w:lang w:eastAsia="en-GB"/>
-        </w:rPr>
-        <w:t xml:space="preserve"> non pellentesque ve</w:t>
-      </w:r>
     </w:p>
     <w:sectPr>
-      <w:headerReference w:type="default" r:id="rId8"/>
+      <w:headerReference w:type="default" r:id="rId11"/>
       <w:pgSz w:w="11906" w:h="16838"/>
       <w:pgMar w:top="1440" w:right="1440" w:bottom="1440" w:left="1440" w:header="708" w:footer="708" w:gutter="0"/>
       <w:cols w:space="708"/>

--- a/reports/Report1.docx
+++ b/reports/Report1.docx
@@ -1178,10 +1178,7 @@
         <w:pStyle w:val="Nadpis2"/>
       </w:pPr>
       <w:r>
-        <w:t xml:space="preserve">Task </w:t>
-      </w:r>
-      <w:r>
-        <w:t>4</w:t>
+        <w:t>Task 4</w:t>
       </w:r>
     </w:p>
     <w:p>
@@ -1424,14 +1421,14 @@
         <w:pStyle w:val="Nadpis2"/>
       </w:pPr>
       <w:r>
-        <w:t xml:space="preserve">Task </w:t>
-      </w:r>
-      <w:r>
-        <w:t>5</w:t>
-      </w:r>
-    </w:p>
-    <w:p>
-      <w:r>
+        <w:t>Task 5</w:t>
+      </w:r>
+    </w:p>
+    <w:p>
+      <w:r>
+        <w:rPr>
+          <w:noProof/>
+        </w:rPr>
         <w:drawing>
           <wp:inline distT="0" distB="0" distL="0" distR="0" wp14:anchorId="27952D4D" wp14:editId="508A26C6">
             <wp:extent cx="5731510" cy="3986530"/>
@@ -1475,6 +1472,300 @@
           <w:rFonts w:cs="Arial"/>
         </w:rPr>
       </w:pPr>
+    </w:p>
+    <w:p>
+      <w:pPr>
+        <w:rPr>
+          <w:rFonts w:cs="Arial"/>
+        </w:rPr>
+      </w:pPr>
+      <w:proofErr w:type="spellStart"/>
+      <w:r>
+        <w:rPr>
+          <w:rFonts w:cs="Arial"/>
+        </w:rPr>
+        <w:t>Možné</w:t>
+      </w:r>
+      <w:proofErr w:type="spellEnd"/>
+      <w:r>
+        <w:rPr>
+          <w:rFonts w:cs="Arial"/>
+        </w:rPr>
+        <w:t xml:space="preserve"> </w:t>
+      </w:r>
+      <w:proofErr w:type="spellStart"/>
+      <w:r>
+        <w:rPr>
+          <w:rFonts w:cs="Arial"/>
+        </w:rPr>
+        <w:t>zdroje</w:t>
+      </w:r>
+      <w:proofErr w:type="spellEnd"/>
+      <w:r>
+        <w:rPr>
+          <w:rFonts w:cs="Arial"/>
+        </w:rPr>
+        <w:t xml:space="preserve"> </w:t>
+      </w:r>
+      <w:proofErr w:type="spellStart"/>
+      <w:r>
+        <w:rPr>
+          <w:rFonts w:cs="Arial"/>
+        </w:rPr>
+        <w:t>neistot</w:t>
+      </w:r>
+      <w:proofErr w:type="spellEnd"/>
+      <w:r>
+        <w:rPr>
+          <w:rFonts w:cs="Arial"/>
+        </w:rPr>
+        <w:t xml:space="preserve"> </w:t>
+      </w:r>
+      <w:proofErr w:type="spellStart"/>
+      <w:r>
+        <w:rPr>
+          <w:rFonts w:cs="Arial"/>
+        </w:rPr>
+        <w:t>pohybu</w:t>
+      </w:r>
+      <w:proofErr w:type="spellEnd"/>
+      <w:r>
+        <w:rPr>
+          <w:rFonts w:cs="Arial"/>
+        </w:rPr>
+        <w:t xml:space="preserve"> budú vy</w:t>
+      </w:r>
+      <w:proofErr w:type="spellStart"/>
+      <w:r>
+        <w:rPr>
+          <w:rFonts w:cs="Arial"/>
+        </w:rPr>
+        <w:t>chádzať</w:t>
+      </w:r>
+      <w:proofErr w:type="spellEnd"/>
+      <w:r>
+        <w:rPr>
+          <w:rFonts w:cs="Arial"/>
+        </w:rPr>
+        <w:t xml:space="preserve"> </w:t>
+      </w:r>
+      <w:proofErr w:type="spellStart"/>
+      <w:r>
+        <w:rPr>
+          <w:rFonts w:cs="Arial"/>
+        </w:rPr>
+        <w:t>najmä</w:t>
+      </w:r>
+      <w:proofErr w:type="spellEnd"/>
+      <w:r>
+        <w:rPr>
+          <w:rFonts w:cs="Arial"/>
+        </w:rPr>
+        <w:t xml:space="preserve"> z </w:t>
+      </w:r>
+      <w:proofErr w:type="spellStart"/>
+      <w:r>
+        <w:rPr>
+          <w:rFonts w:cs="Arial"/>
+        </w:rPr>
+        <w:t>vlastností</w:t>
+      </w:r>
+      <w:proofErr w:type="spellEnd"/>
+      <w:r>
+        <w:rPr>
+          <w:rFonts w:cs="Arial"/>
+        </w:rPr>
+        <w:t xml:space="preserve"> </w:t>
+      </w:r>
+      <w:proofErr w:type="spellStart"/>
+      <w:r>
+        <w:rPr>
+          <w:rFonts w:cs="Arial"/>
+        </w:rPr>
+        <w:t>podvozku</w:t>
+      </w:r>
+      <w:proofErr w:type="spellEnd"/>
+      <w:r>
+        <w:rPr>
+          <w:rFonts w:cs="Arial"/>
+        </w:rPr>
+        <w:t xml:space="preserve"> </w:t>
+      </w:r>
+      <w:proofErr w:type="spellStart"/>
+      <w:r>
+        <w:rPr>
+          <w:rFonts w:cs="Arial"/>
+        </w:rPr>
+        <w:t>robota</w:t>
+      </w:r>
+      <w:proofErr w:type="spellEnd"/>
+      <w:r>
+        <w:rPr>
+          <w:rFonts w:cs="Arial"/>
+        </w:rPr>
+        <w:t>.</w:t>
+      </w:r>
+      <w:r>
+        <w:rPr>
+          <w:rFonts w:cs="Arial"/>
+        </w:rPr>
+        <w:br/>
+        <w:t xml:space="preserve">Ide o </w:t>
+      </w:r>
+      <w:proofErr w:type="spellStart"/>
+      <w:r>
+        <w:rPr>
+          <w:rFonts w:cs="Arial"/>
+        </w:rPr>
+        <w:t>veci</w:t>
+      </w:r>
+      <w:proofErr w:type="spellEnd"/>
+      <w:r>
+        <w:rPr>
+          <w:rFonts w:cs="Arial"/>
+        </w:rPr>
+        <w:t xml:space="preserve"> </w:t>
+      </w:r>
+      <w:proofErr w:type="spellStart"/>
+      <w:r>
+        <w:rPr>
+          <w:rFonts w:cs="Arial"/>
+        </w:rPr>
+        <w:t>ako</w:t>
+      </w:r>
+      <w:proofErr w:type="spellEnd"/>
+      <w:r>
+        <w:rPr>
+          <w:rFonts w:cs="Arial"/>
+        </w:rPr>
+        <w:t xml:space="preserve"> </w:t>
+      </w:r>
+      <w:proofErr w:type="spellStart"/>
+      <w:r>
+        <w:rPr>
+          <w:rFonts w:cs="Arial"/>
+        </w:rPr>
+        <w:t>sklz</w:t>
+      </w:r>
+      <w:proofErr w:type="spellEnd"/>
+      <w:r>
+        <w:rPr>
+          <w:rFonts w:cs="Arial"/>
+        </w:rPr>
+        <w:t xml:space="preserve"> </w:t>
+      </w:r>
+      <w:proofErr w:type="spellStart"/>
+      <w:r>
+        <w:rPr>
+          <w:rFonts w:cs="Arial"/>
+        </w:rPr>
+        <w:t>na</w:t>
+      </w:r>
+      <w:proofErr w:type="spellEnd"/>
+      <w:r>
+        <w:rPr>
+          <w:rFonts w:cs="Arial"/>
+        </w:rPr>
+        <w:t xml:space="preserve"> </w:t>
+      </w:r>
+      <w:proofErr w:type="spellStart"/>
+      <w:r>
+        <w:rPr>
+          <w:rFonts w:cs="Arial"/>
+        </w:rPr>
+        <w:t>kolesách</w:t>
+      </w:r>
+      <w:proofErr w:type="spellEnd"/>
+      <w:r>
+        <w:rPr>
+          <w:rFonts w:cs="Arial"/>
+        </w:rPr>
+        <w:t xml:space="preserve">, </w:t>
+      </w:r>
+      <w:proofErr w:type="spellStart"/>
+      <w:r>
+        <w:rPr>
+          <w:rFonts w:cs="Arial"/>
+        </w:rPr>
+        <w:t>nerovnosť</w:t>
+      </w:r>
+      <w:proofErr w:type="spellEnd"/>
+      <w:r>
+        <w:rPr>
+          <w:rFonts w:cs="Arial"/>
+        </w:rPr>
+        <w:t xml:space="preserve"> </w:t>
+      </w:r>
+      <w:proofErr w:type="spellStart"/>
+      <w:r>
+        <w:rPr>
+          <w:rFonts w:cs="Arial"/>
+        </w:rPr>
+        <w:t>terénu</w:t>
+      </w:r>
+      <w:proofErr w:type="spellEnd"/>
+      <w:r>
+        <w:rPr>
+          <w:rFonts w:cs="Arial"/>
+        </w:rPr>
+        <w:t xml:space="preserve">, </w:t>
+      </w:r>
+      <w:proofErr w:type="spellStart"/>
+      <w:r>
+        <w:rPr>
+          <w:rFonts w:cs="Arial"/>
+        </w:rPr>
+        <w:t>možný</w:t>
+      </w:r>
+      <w:proofErr w:type="spellEnd"/>
+      <w:r>
+        <w:rPr>
+          <w:rFonts w:cs="Arial"/>
+        </w:rPr>
+        <w:t xml:space="preserve"> </w:t>
+      </w:r>
+      <w:proofErr w:type="spellStart"/>
+      <w:r>
+        <w:rPr>
+          <w:rFonts w:cs="Arial"/>
+        </w:rPr>
+        <w:t>nedostatok</w:t>
+      </w:r>
+      <w:proofErr w:type="spellEnd"/>
+      <w:r>
+        <w:rPr>
+          <w:rFonts w:cs="Arial"/>
+        </w:rPr>
+        <w:t xml:space="preserve"> v </w:t>
+      </w:r>
+      <w:proofErr w:type="spellStart"/>
+      <w:r>
+        <w:rPr>
+          <w:rFonts w:cs="Arial"/>
+        </w:rPr>
+        <w:t>riadení</w:t>
+      </w:r>
+      <w:proofErr w:type="spellEnd"/>
+      <w:r>
+        <w:rPr>
+          <w:rFonts w:cs="Arial"/>
+        </w:rPr>
+        <w:t xml:space="preserve"> </w:t>
+      </w:r>
+      <w:proofErr w:type="spellStart"/>
+      <w:r>
+        <w:rPr>
+          <w:rFonts w:cs="Arial"/>
+        </w:rPr>
+        <w:t>motorov</w:t>
+      </w:r>
+      <w:proofErr w:type="spellEnd"/>
+      <w:r>
+        <w:rPr>
+          <w:rFonts w:cs="Arial"/>
+        </w:rPr>
+        <w:t xml:space="preserve"> a pod…</w:t>
+      </w:r>
     </w:p>
     <w:sectPr>
       <w:headerReference w:type="default" r:id="rId11"/>
